--- a/docs/commercial/loop-pass-b2b/word/08-CARNET-NOTES-CONFIGURATION.docx
+++ b/docs/commercial/loop-pass-b2b/word/08-CARNET-NOTES-CONFIGURATION.docx
@@ -48,7 +48,7 @@
         <w:spacing w:line="240" w:lineRule="auto"/>
       </w:pPr>
       <w:r>
-        <w:t>| Porteur de projet | |</w:t>
+        <w:t>| Porteur de projet | [Prénom Nom] |</w:t>
       </w:r>
     </w:p>
     <w:p>
@@ -56,7 +56,33 @@
         <w:spacing w:line="240" w:lineRule="auto"/>
       </w:pPr>
       <w:r>
-        <w:t>| Raison sociale prévue | |</w:t>
+        <w:t xml:space="preserve">| Marque / groupe | </w:t>
+      </w:r>
+      <w:r>
+        <w:rPr>
+          <w:b/>
+        </w:rPr>
+        <w:t>AELY</w:t>
+      </w:r>
+      <w:r>
+        <w:t xml:space="preserve"> — https://aelygroup.com |</w:t>
+      </w:r>
+    </w:p>
+    <w:p>
+      <w:pPr>
+        <w:spacing w:line="240" w:lineRule="auto"/>
+      </w:pPr>
+      <w:r>
+        <w:t xml:space="preserve">| Raison sociale / RCCM | </w:t>
+      </w:r>
+      <w:r>
+        <w:rPr>
+          <w:b/>
+        </w:rPr>
+        <w:t>AELY</w:t>
+      </w:r>
+      <w:r>
+        <w:t xml:space="preserve"> — immatriculation visée janv. 2027 |</w:t>
       </w:r>
     </w:p>
     <w:p>
